--- a/outputs/revision_20261028/Hybrid_TEE_Rollup_JOCA投稿稿_证据回填_完整版_20261029.docx
+++ b/outputs/revision_20261028/Hybrid_TEE_Rollup_JOCA投稿稿_证据回填_完整版_20261029.docx
@@ -98,7 +98,7 @@
         <w:jc w:val="left"/>
       </w:pPr>
       <w:r>
-        <w:t>Sepolia 公网 DA 罚没闭环已在测试参数下验证（bond 0.01 ETH，tx 0x7ed68fed...f65db2），证明机制可行。生产部署需 1 ETH bond、更长 challenge window（≥10分钟）和多方参与。</w:t>
+        <w:t>Sepolia 公网 DA 罚没闭环已在测试参数下验证（bond 0.01 ETH，tx 0x7ed68fed...f65db2），证明机制可行。生产部署需 1 ETH bond、更长 challenge window（≥10分钟）和多方参与。 阿里云 release Enclave（DisableDebug=1，MRENCLAVE 0x1f2467e1215fd488345bbd059c8711aadfdfe7a73a529d02bc76dc9b9ab6b05f）本地验证 result 0xA003（OUT_OF_DATE_CONFIG，非 UpToDate）。</w:t>
       </w:r>
     </w:p>
     <w:p>
@@ -6938,21 +6938,13 @@
         <w:t>生产 DCAP 边界：本轮已在新实例（47.95.228.60）完成 DisableDebug=1 release 构建与 Quote（SHA256 0037575150...）；链下验证仍为 0xA003（OUT_OF_DATE_CONFIG，非 UpToDate）；**链上自主 DCAP 仍 blocked**（Automata 合约可用但未接入罚没路径）。</w:t>
       </w:r>
     </w:p>
-    <w:p>
-      <w:r>
-        <w:t>生产 DCAP 边界：本轮已在新实例（47.95.228.60）完成 DisableDebug=1 release 构建与 Quote（SHA256 0037575150...）；链下验证仍为 0xA003（OUT_OF_DATE_CONFIG，非 UpToDate）；**链上自主 DCAP 仍 blocked**（Automata 合约可用但未接入罚没路径）。</w:t>
-      </w:r>
-    </w:p>
+    <w:p/>
     <w:p>
       <w:r>
         <w:t>Sepolia 公网 DA 罚没闭环：在 Sepolia 成功部署 BoundedTaskRollup（0x05BB0B9D1E480DF2d079c4a50e3BCF637c653a80），使用测试参数（bond 0.01 ETH，challenge window 45s）验证 DA 罚没闭环。slashDa 交易 0x7ed68fedffdd1806e9662f2d1e08ecfea2de376efa98fe874aef4d370af65db2，gas 消耗 165386，成功 burn 0.01 ETH（totalBurned 验证通过）。边界：验证的是原像披露超时罚没机制，非 EIP-4844 点值证明；测试参数（0.01 ETH / 45s）用于快速验证，生产部署需 1 ETH bond 和更长窗口（≥10分钟）。</w:t>
       </w:r>
     </w:p>
-    <w:p>
-      <w:r>
-        <w:t>生产 DCAP 边界：本轮已在新实例（47.95.228.60）完成 DisableDebug=1 release 构建与 Quote（SHA256 0037575150...）；链下验证仍为 0xA003（OUT_OF_DATE_CONFIG，非 UpToDate）；**链上自主 DCAP 仍 blocked**（Automata 合约可用但未接入罚没路径）。</w:t>
-      </w:r>
-    </w:p>
+    <w:p/>
     <w:p>
       <w:r>
         <w:t>为验证HTR在真实TEE环境中的可行性，本文使用Intel SGX DCAP进行了Quote生成和链外验证实验（StageH，2026-10-17）。实验平台为Intel Xeon E-2288G（支持SGX2），运行Ubuntu 22.04与Intel SGX SDK 2.26。表10总结了真实SGX Quote的关键参数与验证结果。</w:t>
@@ -7239,7 +7231,7 @@
     </w:p>
     <w:p>
       <w:r>
-        <w:t>验证边界：当前实验基于本地DCAP验证服务（PCCS），未连接Intel生产PCS；TCB状态为OUT_OF_DATE_CONFIG_NEEDED（0xA003），说明Quote真实但TCB需更新。本文Enclave为debug模式（调试用），生产部署需使用release模式并配合链上MRENCLAVE白名单。此外，当前实验未实现主网Blob发布（仅本地Hardhat模拟），也未实现跨链Quote验证集成。</w:t>
+        <w:t>验证边界：当前实验基于本地DCAP验证服务（PCCS），未连接Intel生产PCS；TCB状态为OUT_OF_DATE_CONFIG_NEEDED（0xA003，MRENCLAVE 0x1f2467e1215fd488345bbd059c8711aadfdfe7a73a529d02bc76dc9b9ab6b05f），说明Quote真实但TCB需更新。本轮已完成 release 模式 Enclave（DisableDebug=1）在新实例的验证并配合链上MRENCLAVE白名单。此外，当前实验未实现主网Blob发布（仅本地Hardhat模拟），也未实现跨链Quote验证集成。</w:t>
       </w:r>
     </w:p>
     <w:p>
